--- a/submissions/Why Study the Bible (example article).docx
+++ b/submissions/Why Study the Bible (example article).docx
@@ -628,19 +628,12 @@
       </w:r>
     </w:p>
     <w:p>
-      <w:pPr>
-        <w:pStyle w:val="Scripture"/>
-      </w:pPr>
+      <w:pPr/>
       <w:r>
-        <w:t>“All scripture is given by inspiration of God, and is profitable for doctrine, for reproof, for correction, for instruction in righteousness.”</w:t>
-      </w:r>
-    </w:p>
-    <w:p>
-      <w:pPr>
-        <w:pStyle w:val="ScriptureReference"/>
-      </w:pPr>
-      <w:r>
-        <w:t>2 Timothy 3:16</w:t>
+        <w:rPr>
+          <w:i w:val="0"/>
+        </w:rPr>
+        <w:t>Read 2 Timothy 3:16 in your own Bible.</w:t>
       </w:r>
     </w:p>
     <w:p>
